--- a/bestapply/products/immigrant-job-search-system/chapters/01-the-250-to-1-wall.fa.docx
+++ b/bestapply/products/immigrant-job-search-system/chapters/01-the-250-to-1-wall.fa.docx
@@ -264,7 +264,7 @@
         <w:rPr>
           <w:rtl/>
         </w:rPr>
-        <w:t xml:space="preserve">بازار کار کانادا توی ۲۰۲۶ یه عدد داره که همه‌چیز رو عوض می‌کنه، و هیچ مشاور شغلیِ توی LinkedIn روراست بهت نمیگه:</w:t>
+        <w:t xml:space="preserve">بازار کار آمریکای شمالی توی ۲۰۲۶ یه عدد داره که همه‌چیز رو عوض می‌کنه، و هیچ مشاور شغلیِ توی LinkedIn روراست بهت نمیگه:</w:t>
       </w:r>
     </w:p>
     <w:p>
@@ -279,7 +279,7 @@
           <w:bCs/>
           <w:b/>
         </w:rPr>
-        <w:t xml:space="preserve">هر پستِ LinkedIn توی کانادا الان به‌طور میانگین ۲۵۰ تا application می‌گیره، و فقط حدود ۲٪ اصلاً جواب می‌گیرن.</w:t>
+        <w:t xml:space="preserve">هر پستِ LinkedIn توی آمریکای شمالی الان به‌طور میانگین ۲۵۰ تا application می‌گیره، و فقط حدود ۲٪ اصلاً جواب می‌گیرن.</w:t>
       </w:r>
     </w:p>
     <w:p>
@@ -310,19 +310,19 @@
         <w:rPr>
           <w:rtl/>
         </w:rPr>
-        <w:t xml:space="preserve">بین ۲۰۲۴ تا ۲۰۲۵ اومده، و توی نظرسنجی‌های TalentWorks و Jobscan روی بازار آمریکای شمالی هم تأیید شده. توی حوزهٔ Tech بدتره: یه پستِ Software Engineer توی تورنتو، توی ۷۲ ساعت اول به‌طور میانگین بیش از ۴۰۰ کاندیدا می‌گیره. برای هر آگهی با تگ «Remote — Canada»، تا ۹۰۰ تا application قبل از این‌که recruiter دوشنبه صبح ایمیلش رو باز کنه.</w:t>
-      </w:r>
-    </w:p>
-    <w:p>
-      <w:pPr>
-        <w:bidi/>
-        <w:jc w:val="right"/>
-      </w:pPr>
-      <w:r>
-        <w:rPr>
-          <w:rtl/>
-        </w:rPr>
-        <w:t xml:space="preserve">۳۴۰ تا application سارا، شکست شخصی نبود. واقعیت ریاضی بود: با نرخ پاسخ ۲٪، انتظار داری ۳۴۰ تا application حدود ۶.۸ تا جواب تولید کنه. اون ۴ تا گرفت — دقیقاً توی یه انحراف معیار از میانگین. کاری رو کرده بود که کل صنعت مشاورهٔ شغلی بهش گفته بود بکنه.</w:t>
+        <w:t xml:space="preserve">بین ۲۰۲۴ تا ۲۰۲۵ اومده، و توی نظرسنجی‌های TalentWorks و Jobscan روی هر دو بازار کانادا و آمریکا هم تأیید شده. توی حوزهٔ Tech بدتره: یه پستِ Software Engineer توی تورنتو یا نیویورک، توی ۷۲ ساعت اول به‌طور میانگین بیش از ۴۰۰ کاندیدا می‌گیره. برای هر آگهی با تگ «Remote» (کانادا یا آمریکا)، این عدد می‌تونه به ۹۰۰ برسه — قبل از این‌که recruiter دوشنبه صبح ایمیلش رو باز کنه.</w:t>
+      </w:r>
+    </w:p>
+    <w:p>
+      <w:pPr>
+        <w:bidi/>
+        <w:jc w:val="right"/>
+      </w:pPr>
+      <w:r>
+        <w:rPr>
+          <w:rtl/>
+        </w:rPr>
+        <w:t xml:space="preserve">۳۴۰ تا application سارا، شکست شخصی نبود. واقعیت ریاضی بود: با نرخ پاسخ ۲٪، انتظار داری ۳۴۰ تا application حدود ۷ تا جواب تولید کنه. اون ۴ تا گرفت — دقیقاً توی یه انحراف معیار از میانگین. کاری رو کرده بود که کل صنعت مشاورهٔ شغلی بهش گفته بود بکنه.</w:t>
       </w:r>
     </w:p>
     <w:p>
@@ -666,7 +666,7 @@
         <w:rPr>
           <w:rtl/>
         </w:rPr>
-        <w:t xml:space="preserve">از مدت اقامتت گرفته می‌شه. از اعتبارت پیش وکیل مهاجرت گرفته می‌شه. از اعتماد خانواده‌ای که برای رسیدنت به اینجا هزینه دادن، گرفته می‌شه. و آروم آروم، از میل رفتنت به سراغ apply بعدی — که مهم‌تر از همهٔ اونا‌ست، چون تنها موتوریه که در نهایت تو رو می‌رسونه به offer. ناکارآمدی ریاضی بازار کار امروز، برای یه شهروند کانادایی یه «مسئلهٔ زمان»ه — یه بعدازظهر شنبه از دست می‌ره. ولی برای یه مهاجر، «مسئلهٔ بقا»ست — مسیر رسیدنت به PR</w:t>
+        <w:t xml:space="preserve">از مدت اقامتت گرفته می‌شه. از اعتبارت پیش وکیل مهاجرت گرفته می‌شه. از اعتماد خانواده‌ای که برای رسیدنت به اینجا هزینه دادن، گرفته می‌شه. و آروم آروم، از میل رفتنت به سراغ apply بعدی — که مهم‌تر از همهٔ اونا‌ست، چون تنها موتوریه که در نهایت تو رو می‌رسونه به offer. ناکارآمدی ریاضی بازار کار امروز، برای یه شهروند آمریکایی یا کانادایی یه «مسئلهٔ زمان»ه — یه بعدازظهر شنبه از دست می‌ره. ولی برای یه مهاجر، «مسئلهٔ بقا»ست — مسیر رسیدنت به PR</w:t>
       </w:r>
       <w:r>
         <w:rPr>
@@ -1098,7 +1098,7 @@
         <w:rPr>
           <w:rtl/>
         </w:rPr>
-        <w:t xml:space="preserve">به «Senior Business Development Analyst» توی یه بانک کانادایی نگاشت نمی‌شه — ATS ممکنه تو رو زیرِ سطح واقعی‌ت طبقه‌بندی کنه. از آگهی‌هایی که واقعاً براشون مناسبی، فیلتر می‌شی بیرون.</w:t>
+        <w:t xml:space="preserve">به «Senior Business Development Analyst» توی یه بانک بزرگ آمریکای شمالی نگاشت نمی‌شه — ATS ممکنه تو رو زیرِ سطح واقعی‌ت طبقه‌بندی کنه. از آگهی‌هایی که واقعاً براشون مناسبی، فیلتر می‌شی بیرون.</w:t>
       </w:r>
     </w:p>
     <w:p>
@@ -1771,7 +1771,7 @@
               <w:rPr>
                 <w:rtl/>
               </w:rPr>
-              <w:t xml:space="preserve">میانگین apply کننده‌ها توی هر آگهی LinkedIn (کانادا)</w:t>
+              <w:t xml:space="preserve">میانگین apply کننده‌ها توی هر آگهی LinkedIn (آمریکای شمالی)</w:t>
             </w:r>
           </w:p>
         </w:tc>
